--- a/Session-Analysis-and-Persona-Walkthrough.docx
+++ b/Session-Analysis-and-Persona-Walkthrough.docx
@@ -22,7 +22,7 @@
         <w:rPr>
           <w:rFonts w:ascii="Arial" w:cs="Arial" w:eastAsia="Arial" w:hAnsi="Arial"/>
         </w:rPr>
-        <w:t xml:space="preserve">28 September 2026 · Prepared for Mark</w:t>
+        <w:t xml:space="preserve">29 September 2026 · Prepared for Mark</w:t>
       </w:r>
     </w:p>
     <w:p>
@@ -45,7 +45,7 @@
         <w:rPr>
           <w:rFonts w:ascii="Arial" w:cs="Arial" w:eastAsia="Arial" w:hAnsi="Arial"/>
         </w:rPr>
-        <w:t xml:space="preserve">The full content honestly needs about 110 minutes, so the session runs in three modes: Full (about 110), Core (about 90) and Express (about 72). Core is the recommended default and sits at the top of your 60 to 90 window.</w:t>
+        <w:t xml:space="preserve">Update, 29 September: MindForge is now the starter activity for the whole afternoon and sits outside this block. The Quantum Playground, LoomSTEM Build an Adventure and the LoomSTEM chemistry mix are optional and are not covered.</w:t>
       </w:r>
     </w:p>
     <w:p>
@@ -56,7 +56,18 @@
         <w:rPr>
           <w:rFonts w:ascii="Arial" w:cs="Arial" w:eastAsia="Arial" w:hAnsi="Arial"/>
         </w:rPr>
-        <w:t xml:space="preserve">Why the raw content overruns 90 minutes:</w:t>
+        <w:t xml:space="preserve">With everything else in it, the main block needs about 97 minutes, so it runs in three modes: Full (about 97), Core (about 82) and Express (about 67). Core is the recommended default and sits inside your 60 to 90 window.</w:t>
+      </w:r>
+    </w:p>
+    <w:p>
+      <w:pPr>
+        <w:spacing w:after="140"/>
+      </w:pPr>
+      <w:r>
+        <w:rPr>
+          <w:rFonts w:ascii="Arial" w:cs="Arial" w:eastAsia="Arial" w:hAnsi="Arial"/>
+        </w:rPr>
+        <w:t xml:space="preserve">Why the content is close to 90 minutes:</w:t>
       </w:r>
     </w:p>
     <w:p>
@@ -72,7 +83,7 @@
         <w:rPr>
           <w:rFonts w:ascii="Arial" w:cs="Arial" w:eastAsia="Arial" w:hAnsi="Arial"/>
         </w:rPr>
-        <w:t xml:space="preserve">LoomSTEM has four tasters (about 35 minutes if every one is run live). Run as a group with the reveal, only two need the whole room.</w:t>
+        <w:t xml:space="preserve">LoomSTEM is the rollercoaster, the loops and the reveal (about 25 minutes). Only the reveal needs the whole room to stop.</w:t>
       </w:r>
     </w:p>
     <w:p>
@@ -88,7 +99,7 @@
         <w:rPr>
           <w:rFonts w:ascii="Arial" w:cs="Arial" w:eastAsia="Arial" w:hAnsi="Arial"/>
         </w:rPr>
-        <w:t xml:space="preserve">The Heist is a narrative with five constructs, a quiz and a certificate (about 30 minutes alone). The quantum button adds 7 to 8 minutes once the confirm, the static burst, the call, the four scenarios and the harvest-now-decrypt-later discussion are given room.</w:t>
+        <w:t xml:space="preserve">The Heist is a narrative with five constructs, a quiz and a certificate (about 30 minutes alone). The quantum button adds 6 to 8 minutes once the confirm, the static burst, the call, the four scenarios and the harvest-now-decrypt-later discussion are given room.</w:t>
       </w:r>
     </w:p>
     <w:p>
@@ -104,7 +115,7 @@
         <w:rPr>
           <w:rFonts w:ascii="Arial" w:cs="Arial" w:eastAsia="Arial" w:hAnsi="Arial"/>
         </w:rPr>
-        <w:t xml:space="preserve">Compound Click needs a 5 to 8 minute demo before anyone can go self-paced, and self-paced work only feels good after about 12 minutes.</w:t>
+        <w:t xml:space="preserve">Compound Click needs a 4 to 8 minute demo before anyone can go self-paced, and self-paced work only feels good after about 10 minutes.</w:t>
       </w:r>
     </w:p>
     <w:p>
@@ -120,7 +131,7 @@
         <w:rPr>
           <w:rFonts w:ascii="Arial" w:cs="Arial" w:eastAsia="Arial" w:hAnsi="Arial"/>
         </w:rPr>
-        <w:t xml:space="preserve">Breathing room is not optional for this audience: two or three 2 to 3 minute pauses cost about 7 minutes.</w:t>
+        <w:t xml:space="preserve">Breathing room is not optional for this audience: two short pauses cost about 5 minutes.</w:t>
       </w:r>
     </w:p>
     <w:p>
@@ -131,7 +142,7 @@
         <w:rPr>
           <w:rFonts w:ascii="Arial" w:cs="Arial" w:eastAsia="Arial" w:hAnsi="Arial"/>
         </w:rPr>
-        <w:t xml:space="preserve">Two levers make 90 work. MindForge becomes an arrival activity while people settle, so it costs almost no facilitated time. Compound Click gets a take-home fallback so the last segment can be shortened without feeling cut.</w:t>
+        <w:t xml:space="preserve">Two levers make 90 work. MindForge runs before the block, so it costs no facilitated time. Compound Click gets a take-home fallback so the last part can be short without feeling cut.</w:t>
       </w:r>
     </w:p>
     <w:p>
@@ -165,7 +176,7 @@
         <w:rPr>
           <w:rFonts w:ascii="Arial" w:cs="Arial" w:eastAsia="Arial" w:hAnsi="Arial"/>
         </w:rPr>
-        <w:t xml:space="preserve">Times run from 00:00 (doors open) and each mode ends on a fixed close. Full is the gold-standard version; Core drops the optional LoomSTEM tasters; Express is the 60-plus minute fallback.</w:t>
+        <w:t xml:space="preserve">Times run from 00:00, which is when the block starts (after the MindForge starter). Full is the complete version; Core is the recommended run; Express is the tight fallback.</w:t>
       </w:r>
     </w:p>
     <w:tbl>
@@ -218,7 +229,7 @@
                 <w:sz w:val="17"/>
                 <w:szCs w:val="17"/>
               </w:rPr>
-              <w:t xml:space="preserve">Segment</w:t>
+              <w:t xml:space="preserve">Part</w:t>
             </w:r>
           </w:p>
         </w:tc>
@@ -249,8 +260,28 @@
                 <w:sz w:val="17"/>
                 <w:szCs w:val="17"/>
               </w:rPr>
-              <w:t xml:space="preserve">Full (</w:t>
-            </w:r>
+              <w:t xml:space="preserve">Full (~97)</w:t>
+            </w:r>
+          </w:p>
+        </w:tc>
+        <w:tc>
+          <w:tcPr>
+            <w:tcW w:type="dxa" w:w="1872"/>
+            <w:tcBorders>
+              <w:top w:val="single" w:color="BBC6D2" w:sz="4"/>
+              <w:left w:val="single" w:color="BBC6D2" w:sz="4"/>
+              <w:bottom w:val="single" w:color="BBC6D2" w:sz="4"/>
+              <w:right w:val="single" w:color="BBC6D2" w:sz="4"/>
+            </w:tcBorders>
+            <w:shd w:fill="0E3B44" w:color="auto" w:val="clear"/>
+            <w:tcMar>
+              <w:top w:type="dxa" w:w="70"/>
+              <w:left w:type="dxa" w:w="100"/>
+              <w:bottom w:type="dxa" w:w="70"/>
+              <w:right w:type="dxa" w:w="100"/>
+            </w:tcMar>
+          </w:tcPr>
+          <w:p>
             <w:r>
               <w:rPr>
                 <w:rFonts w:ascii="Arial" w:cs="Arial" w:eastAsia="Arial" w:hAnsi="Arial"/>
@@ -260,8 +291,28 @@
                 <w:sz w:val="17"/>
                 <w:szCs w:val="17"/>
               </w:rPr>
-              <w:t xml:space="preserve">~</w:t>
-            </w:r>
+              <w:t xml:space="preserve">Core (~82)</w:t>
+            </w:r>
+          </w:p>
+        </w:tc>
+        <w:tc>
+          <w:tcPr>
+            <w:tcW w:type="dxa" w:w="1872"/>
+            <w:tcBorders>
+              <w:top w:val="single" w:color="BBC6D2" w:sz="4"/>
+              <w:left w:val="single" w:color="BBC6D2" w:sz="4"/>
+              <w:bottom w:val="single" w:color="BBC6D2" w:sz="4"/>
+              <w:right w:val="single" w:color="BBC6D2" w:sz="4"/>
+            </w:tcBorders>
+            <w:shd w:fill="0E3B44" w:color="auto" w:val="clear"/>
+            <w:tcMar>
+              <w:top w:type="dxa" w:w="70"/>
+              <w:left w:type="dxa" w:w="100"/>
+              <w:bottom w:type="dxa" w:w="70"/>
+              <w:right w:type="dxa" w:w="100"/>
+            </w:tcMar>
+          </w:tcPr>
+          <w:p>
             <w:r>
               <w:rPr>
                 <w:rFonts w:ascii="Arial" w:cs="Arial" w:eastAsia="Arial" w:hAnsi="Arial"/>
@@ -271,113 +322,7 @@
                 <w:sz w:val="17"/>
                 <w:szCs w:val="17"/>
               </w:rPr>
-              <w:t xml:space="preserve">110)</w:t>
-            </w:r>
-          </w:p>
-        </w:tc>
-        <w:tc>
-          <w:tcPr>
-            <w:tcW w:type="dxa" w:w="1872"/>
-            <w:tcBorders>
-              <w:top w:val="single" w:color="BBC6D2" w:sz="4"/>
-              <w:left w:val="single" w:color="BBC6D2" w:sz="4"/>
-              <w:bottom w:val="single" w:color="BBC6D2" w:sz="4"/>
-              <w:right w:val="single" w:color="BBC6D2" w:sz="4"/>
-            </w:tcBorders>
-            <w:shd w:fill="0E3B44" w:color="auto" w:val="clear"/>
-            <w:tcMar>
-              <w:top w:type="dxa" w:w="70"/>
-              <w:left w:type="dxa" w:w="100"/>
-              <w:bottom w:type="dxa" w:w="70"/>
-              <w:right w:type="dxa" w:w="100"/>
-            </w:tcMar>
-          </w:tcPr>
-          <w:p>
-            <w:r>
-              <w:rPr>
-                <w:rFonts w:ascii="Arial" w:cs="Arial" w:eastAsia="Arial" w:hAnsi="Arial"/>
-                <w:b/>
-                <w:bCs/>
-                <w:color w:val="FFFFFF"/>
-                <w:sz w:val="17"/>
-                <w:szCs w:val="17"/>
-              </w:rPr>
-              <w:t xml:space="preserve">Core (</w:t>
-            </w:r>
-            <w:r>
-              <w:rPr>
-                <w:rFonts w:ascii="Arial" w:cs="Arial" w:eastAsia="Arial" w:hAnsi="Arial"/>
-                <w:b/>
-                <w:bCs/>
-                <w:color w:val="FFFFFF"/>
-                <w:sz w:val="17"/>
-                <w:szCs w:val="17"/>
-              </w:rPr>
-              <w:t xml:space="preserve">~</w:t>
-            </w:r>
-            <w:r>
-              <w:rPr>
-                <w:rFonts w:ascii="Arial" w:cs="Arial" w:eastAsia="Arial" w:hAnsi="Arial"/>
-                <w:b/>
-                <w:bCs/>
-                <w:color w:val="FFFFFF"/>
-                <w:sz w:val="17"/>
-                <w:szCs w:val="17"/>
-              </w:rPr>
-              <w:t xml:space="preserve">90)</w:t>
-            </w:r>
-          </w:p>
-        </w:tc>
-        <w:tc>
-          <w:tcPr>
-            <w:tcW w:type="dxa" w:w="1872"/>
-            <w:tcBorders>
-              <w:top w:val="single" w:color="BBC6D2" w:sz="4"/>
-              <w:left w:val="single" w:color="BBC6D2" w:sz="4"/>
-              <w:bottom w:val="single" w:color="BBC6D2" w:sz="4"/>
-              <w:right w:val="single" w:color="BBC6D2" w:sz="4"/>
-            </w:tcBorders>
-            <w:shd w:fill="0E3B44" w:color="auto" w:val="clear"/>
-            <w:tcMar>
-              <w:top w:type="dxa" w:w="70"/>
-              <w:left w:type="dxa" w:w="100"/>
-              <w:bottom w:type="dxa" w:w="70"/>
-              <w:right w:type="dxa" w:w="100"/>
-            </w:tcMar>
-          </w:tcPr>
-          <w:p>
-            <w:r>
-              <w:rPr>
-                <w:rFonts w:ascii="Arial" w:cs="Arial" w:eastAsia="Arial" w:hAnsi="Arial"/>
-                <w:b/>
-                <w:bCs/>
-                <w:color w:val="FFFFFF"/>
-                <w:sz w:val="17"/>
-                <w:szCs w:val="17"/>
-              </w:rPr>
-              <w:t xml:space="preserve">Express (</w:t>
-            </w:r>
-            <w:r>
-              <w:rPr>
-                <w:rFonts w:ascii="Arial" w:cs="Arial" w:eastAsia="Arial" w:hAnsi="Arial"/>
-                <w:b/>
-                <w:bCs/>
-                <w:color w:val="FFFFFF"/>
-                <w:sz w:val="17"/>
-                <w:szCs w:val="17"/>
-              </w:rPr>
-              <w:t xml:space="preserve">~</w:t>
-            </w:r>
-            <w:r>
-              <w:rPr>
-                <w:rFonts w:ascii="Arial" w:cs="Arial" w:eastAsia="Arial" w:hAnsi="Arial"/>
-                <w:b/>
-                <w:bCs/>
-                <w:color w:val="FFFFFF"/>
-                <w:sz w:val="17"/>
-                <w:szCs w:val="17"/>
-              </w:rPr>
-              <w:t xml:space="preserve">72)</w:t>
+              <w:t xml:space="preserve">Express (~67)</w:t>
             </w:r>
           </w:p>
         </w:tc>
@@ -440,115 +385,115 @@
                 <w:sz w:val="17"/>
                 <w:szCs w:val="17"/>
               </w:rPr>
-              <w:t xml:space="preserve">MindForge, self-paced on arrival</w:t>
-            </w:r>
-          </w:p>
-        </w:tc>
-        <w:tc>
-          <w:tcPr>
-            <w:tcW w:type="dxa" w:w="1872"/>
-            <w:tcBorders>
-              <w:top w:val="single" w:color="BBC6D2" w:sz="4"/>
-              <w:left w:val="single" w:color="BBC6D2" w:sz="4"/>
-              <w:bottom w:val="single" w:color="BBC6D2" w:sz="4"/>
-              <w:right w:val="single" w:color="BBC6D2" w:sz="4"/>
-            </w:tcBorders>
-            <w:tcMar>
-              <w:top w:type="dxa" w:w="70"/>
-              <w:left w:type="dxa" w:w="100"/>
-              <w:bottom w:type="dxa" w:w="70"/>
-              <w:right w:type="dxa" w:w="100"/>
-            </w:tcMar>
-          </w:tcPr>
-          <w:p>
-            <w:r>
-              <w:rPr>
-                <w:rFonts w:ascii="Arial" w:cs="Arial" w:eastAsia="Arial" w:hAnsi="Arial"/>
-                <w:sz w:val="17"/>
-                <w:szCs w:val="17"/>
-              </w:rPr>
-              <w:t xml:space="preserve">00:00 (10)</w:t>
-            </w:r>
-          </w:p>
-        </w:tc>
-        <w:tc>
-          <w:tcPr>
-            <w:tcW w:type="dxa" w:w="1872"/>
-            <w:tcBorders>
-              <w:top w:val="single" w:color="BBC6D2" w:sz="4"/>
-              <w:left w:val="single" w:color="BBC6D2" w:sz="4"/>
-              <w:bottom w:val="single" w:color="BBC6D2" w:sz="4"/>
-              <w:right w:val="single" w:color="BBC6D2" w:sz="4"/>
-            </w:tcBorders>
-            <w:tcMar>
-              <w:top w:type="dxa" w:w="70"/>
-              <w:left w:type="dxa" w:w="100"/>
-              <w:bottom w:type="dxa" w:w="70"/>
-              <w:right w:type="dxa" w:w="100"/>
-            </w:tcMar>
-          </w:tcPr>
-          <w:p>
-            <w:r>
-              <w:rPr>
-                <w:rFonts w:ascii="Arial" w:cs="Arial" w:eastAsia="Arial" w:hAnsi="Arial"/>
-                <w:sz w:val="17"/>
-                <w:szCs w:val="17"/>
-              </w:rPr>
-              <w:t xml:space="preserve">00:00 (8)</w:t>
-            </w:r>
-          </w:p>
-        </w:tc>
-        <w:tc>
-          <w:tcPr>
-            <w:tcW w:type="dxa" w:w="1872"/>
-            <w:tcBorders>
-              <w:top w:val="single" w:color="BBC6D2" w:sz="4"/>
-              <w:left w:val="single" w:color="BBC6D2" w:sz="4"/>
-              <w:bottom w:val="single" w:color="BBC6D2" w:sz="4"/>
-              <w:right w:val="single" w:color="BBC6D2" w:sz="4"/>
-            </w:tcBorders>
-            <w:tcMar>
-              <w:top w:type="dxa" w:w="70"/>
-              <w:left w:type="dxa" w:w="100"/>
-              <w:bottom w:type="dxa" w:w="70"/>
-              <w:right w:type="dxa" w:w="100"/>
-            </w:tcMar>
-          </w:tcPr>
-          <w:p>
-            <w:r>
-              <w:rPr>
-                <w:rFonts w:ascii="Arial" w:cs="Arial" w:eastAsia="Arial" w:hAnsi="Arial"/>
-                <w:sz w:val="17"/>
-                <w:szCs w:val="17"/>
-              </w:rPr>
-              <w:t xml:space="preserve">00:00 (5)</w:t>
-            </w:r>
-          </w:p>
-        </w:tc>
-        <w:tc>
-          <w:tcPr>
-            <w:tcW w:type="dxa" w:w="1872"/>
-            <w:tcBorders>
-              <w:top w:val="single" w:color="BBC6D2" w:sz="4"/>
-              <w:left w:val="single" w:color="BBC6D2" w:sz="4"/>
-              <w:bottom w:val="single" w:color="BBC6D2" w:sz="4"/>
-              <w:right w:val="single" w:color="BBC6D2" w:sz="4"/>
-            </w:tcBorders>
-            <w:tcMar>
-              <w:top w:type="dxa" w:w="70"/>
-              <w:left w:type="dxa" w:w="100"/>
-              <w:bottom w:type="dxa" w:w="70"/>
-              <w:right w:type="dxa" w:w="100"/>
-            </w:tcMar>
-          </w:tcPr>
-          <w:p>
-            <w:r>
-              <w:rPr>
-                <w:rFonts w:ascii="Arial" w:cs="Arial" w:eastAsia="Arial" w:hAnsi="Arial"/>
-                <w:sz w:val="17"/>
-                <w:szCs w:val="17"/>
-              </w:rPr>
-              <w:t xml:space="preserve">Helpers greet; no facilitator talk yet</w:t>
+              <w:t xml:space="preserve">MindForge, afternoon starter</w:t>
+            </w:r>
+          </w:p>
+        </w:tc>
+        <w:tc>
+          <w:tcPr>
+            <w:tcW w:type="dxa" w:w="1872"/>
+            <w:tcBorders>
+              <w:top w:val="single" w:color="BBC6D2" w:sz="4"/>
+              <w:left w:val="single" w:color="BBC6D2" w:sz="4"/>
+              <w:bottom w:val="single" w:color="BBC6D2" w:sz="4"/>
+              <w:right w:val="single" w:color="BBC6D2" w:sz="4"/>
+            </w:tcBorders>
+            <w:tcMar>
+              <w:top w:type="dxa" w:w="70"/>
+              <w:left w:type="dxa" w:w="100"/>
+              <w:bottom w:type="dxa" w:w="70"/>
+              <w:right w:type="dxa" w:w="100"/>
+            </w:tcMar>
+          </w:tcPr>
+          <w:p>
+            <w:r>
+              <w:rPr>
+                <w:rFonts w:ascii="Arial" w:cs="Arial" w:eastAsia="Arial" w:hAnsi="Arial"/>
+                <w:sz w:val="17"/>
+                <w:szCs w:val="17"/>
+              </w:rPr>
+              <w:t xml:space="preserve">all afternoon</w:t>
+            </w:r>
+          </w:p>
+        </w:tc>
+        <w:tc>
+          <w:tcPr>
+            <w:tcW w:type="dxa" w:w="1872"/>
+            <w:tcBorders>
+              <w:top w:val="single" w:color="BBC6D2" w:sz="4"/>
+              <w:left w:val="single" w:color="BBC6D2" w:sz="4"/>
+              <w:bottom w:val="single" w:color="BBC6D2" w:sz="4"/>
+              <w:right w:val="single" w:color="BBC6D2" w:sz="4"/>
+            </w:tcBorders>
+            <w:tcMar>
+              <w:top w:type="dxa" w:w="70"/>
+              <w:left w:type="dxa" w:w="100"/>
+              <w:bottom w:type="dxa" w:w="70"/>
+              <w:right w:type="dxa" w:w="100"/>
+            </w:tcMar>
+          </w:tcPr>
+          <w:p>
+            <w:r>
+              <w:rPr>
+                <w:rFonts w:ascii="Arial" w:cs="Arial" w:eastAsia="Arial" w:hAnsi="Arial"/>
+                <w:sz w:val="17"/>
+                <w:szCs w:val="17"/>
+              </w:rPr>
+              <w:t xml:space="preserve">all afternoon</w:t>
+            </w:r>
+          </w:p>
+        </w:tc>
+        <w:tc>
+          <w:tcPr>
+            <w:tcW w:type="dxa" w:w="1872"/>
+            <w:tcBorders>
+              <w:top w:val="single" w:color="BBC6D2" w:sz="4"/>
+              <w:left w:val="single" w:color="BBC6D2" w:sz="4"/>
+              <w:bottom w:val="single" w:color="BBC6D2" w:sz="4"/>
+              <w:right w:val="single" w:color="BBC6D2" w:sz="4"/>
+            </w:tcBorders>
+            <w:tcMar>
+              <w:top w:type="dxa" w:w="70"/>
+              <w:left w:type="dxa" w:w="100"/>
+              <w:bottom w:type="dxa" w:w="70"/>
+              <w:right w:type="dxa" w:w="100"/>
+            </w:tcMar>
+          </w:tcPr>
+          <w:p>
+            <w:r>
+              <w:rPr>
+                <w:rFonts w:ascii="Arial" w:cs="Arial" w:eastAsia="Arial" w:hAnsi="Arial"/>
+                <w:sz w:val="17"/>
+                <w:szCs w:val="17"/>
+              </w:rPr>
+              <w:t xml:space="preserve">all afternoon</w:t>
+            </w:r>
+          </w:p>
+        </w:tc>
+        <w:tc>
+          <w:tcPr>
+            <w:tcW w:type="dxa" w:w="1872"/>
+            <w:tcBorders>
+              <w:top w:val="single" w:color="BBC6D2" w:sz="4"/>
+              <w:left w:val="single" w:color="BBC6D2" w:sz="4"/>
+              <w:bottom w:val="single" w:color="BBC6D2" w:sz="4"/>
+              <w:right w:val="single" w:color="BBC6D2" w:sz="4"/>
+            </w:tcBorders>
+            <w:tcMar>
+              <w:top w:type="dxa" w:w="70"/>
+              <w:left w:type="dxa" w:w="100"/>
+              <w:bottom w:type="dxa" w:w="70"/>
+              <w:right w:type="dxa" w:w="100"/>
+            </w:tcMar>
+          </w:tcPr>
+          <w:p>
+            <w:r>
+              <w:rPr>
+                <w:rFonts w:ascii="Arial" w:cs="Arial" w:eastAsia="Arial" w:hAnsi="Arial"/>
+                <w:sz w:val="17"/>
+                <w:szCs w:val="17"/>
+              </w:rPr>
+              <w:t xml:space="preserve">Outside the block. Helpers greet; no facilitator talk</w:t>
             </w:r>
           </w:p>
         </w:tc>
@@ -607,61 +552,61 @@
                 <w:sz w:val="17"/>
                 <w:szCs w:val="17"/>
               </w:rPr>
-              <w:t xml:space="preserve">00:10 (4)</w:t>
-            </w:r>
-          </w:p>
-        </w:tc>
-        <w:tc>
-          <w:tcPr>
-            <w:tcW w:type="dxa" w:w="1872"/>
-            <w:tcBorders>
-              <w:top w:val="single" w:color="BBC6D2" w:sz="4"/>
-              <w:left w:val="single" w:color="BBC6D2" w:sz="4"/>
-              <w:bottom w:val="single" w:color="BBC6D2" w:sz="4"/>
-              <w:right w:val="single" w:color="BBC6D2" w:sz="4"/>
-            </w:tcBorders>
-            <w:tcMar>
-              <w:top w:type="dxa" w:w="70"/>
-              <w:left w:type="dxa" w:w="100"/>
-              <w:bottom w:type="dxa" w:w="70"/>
-              <w:right w:type="dxa" w:w="100"/>
-            </w:tcMar>
-          </w:tcPr>
-          <w:p>
-            <w:r>
-              <w:rPr>
-                <w:rFonts w:ascii="Arial" w:cs="Arial" w:eastAsia="Arial" w:hAnsi="Arial"/>
-                <w:sz w:val="17"/>
-                <w:szCs w:val="17"/>
-              </w:rPr>
-              <w:t xml:space="preserve">00:08 (3)</w:t>
-            </w:r>
-          </w:p>
-        </w:tc>
-        <w:tc>
-          <w:tcPr>
-            <w:tcW w:type="dxa" w:w="1872"/>
-            <w:tcBorders>
-              <w:top w:val="single" w:color="BBC6D2" w:sz="4"/>
-              <w:left w:val="single" w:color="BBC6D2" w:sz="4"/>
-              <w:bottom w:val="single" w:color="BBC6D2" w:sz="4"/>
-              <w:right w:val="single" w:color="BBC6D2" w:sz="4"/>
-            </w:tcBorders>
-            <w:tcMar>
-              <w:top w:type="dxa" w:w="70"/>
-              <w:left w:type="dxa" w:w="100"/>
-              <w:bottom w:type="dxa" w:w="70"/>
-              <w:right w:type="dxa" w:w="100"/>
-            </w:tcMar>
-          </w:tcPr>
-          <w:p>
-            <w:r>
-              <w:rPr>
-                <w:rFonts w:ascii="Arial" w:cs="Arial" w:eastAsia="Arial" w:hAnsi="Arial"/>
-                <w:sz w:val="17"/>
-                <w:szCs w:val="17"/>
-              </w:rPr>
-              <w:t xml:space="preserve">00:05 (2)</w:t>
+              <w:t xml:space="preserve">00:00 (4)</w:t>
+            </w:r>
+          </w:p>
+        </w:tc>
+        <w:tc>
+          <w:tcPr>
+            <w:tcW w:type="dxa" w:w="1872"/>
+            <w:tcBorders>
+              <w:top w:val="single" w:color="BBC6D2" w:sz="4"/>
+              <w:left w:val="single" w:color="BBC6D2" w:sz="4"/>
+              <w:bottom w:val="single" w:color="BBC6D2" w:sz="4"/>
+              <w:right w:val="single" w:color="BBC6D2" w:sz="4"/>
+            </w:tcBorders>
+            <w:tcMar>
+              <w:top w:type="dxa" w:w="70"/>
+              <w:left w:type="dxa" w:w="100"/>
+              <w:bottom w:type="dxa" w:w="70"/>
+              <w:right w:type="dxa" w:w="100"/>
+            </w:tcMar>
+          </w:tcPr>
+          <w:p>
+            <w:r>
+              <w:rPr>
+                <w:rFonts w:ascii="Arial" w:cs="Arial" w:eastAsia="Arial" w:hAnsi="Arial"/>
+                <w:sz w:val="17"/>
+                <w:szCs w:val="17"/>
+              </w:rPr>
+              <w:t xml:space="preserve">00:00 (3)</w:t>
+            </w:r>
+          </w:p>
+        </w:tc>
+        <w:tc>
+          <w:tcPr>
+            <w:tcW w:type="dxa" w:w="1872"/>
+            <w:tcBorders>
+              <w:top w:val="single" w:color="BBC6D2" w:sz="4"/>
+              <w:left w:val="single" w:color="BBC6D2" w:sz="4"/>
+              <w:bottom w:val="single" w:color="BBC6D2" w:sz="4"/>
+              <w:right w:val="single" w:color="BBC6D2" w:sz="4"/>
+            </w:tcBorders>
+            <w:tcMar>
+              <w:top w:type="dxa" w:w="70"/>
+              <w:left w:type="dxa" w:w="100"/>
+              <w:bottom w:type="dxa" w:w="70"/>
+              <w:right w:type="dxa" w:w="100"/>
+            </w:tcMar>
+          </w:tcPr>
+          <w:p>
+            <w:r>
+              <w:rPr>
+                <w:rFonts w:ascii="Arial" w:cs="Arial" w:eastAsia="Arial" w:hAnsi="Arial"/>
+                <w:sz w:val="17"/>
+                <w:szCs w:val="17"/>
+              </w:rPr>
+              <w:t xml:space="preserve">00:00 (2)</w:t>
             </w:r>
           </w:p>
         </w:tc>
@@ -747,88 +692,88 @@
                 <w:sz w:val="17"/>
                 <w:szCs w:val="17"/>
               </w:rPr>
-              <w:t xml:space="preserve">00:14 (28)</w:t>
-            </w:r>
-          </w:p>
-        </w:tc>
-        <w:tc>
-          <w:tcPr>
-            <w:tcW w:type="dxa" w:w="1872"/>
-            <w:tcBorders>
-              <w:top w:val="single" w:color="BBC6D2" w:sz="4"/>
-              <w:left w:val="single" w:color="BBC6D2" w:sz="4"/>
-              <w:bottom w:val="single" w:color="BBC6D2" w:sz="4"/>
-              <w:right w:val="single" w:color="BBC6D2" w:sz="4"/>
-            </w:tcBorders>
-            <w:tcMar>
-              <w:top w:type="dxa" w:w="70"/>
-              <w:left w:type="dxa" w:w="100"/>
-              <w:bottom w:type="dxa" w:w="70"/>
-              <w:right w:type="dxa" w:w="100"/>
-            </w:tcMar>
-          </w:tcPr>
-          <w:p>
-            <w:r>
-              <w:rPr>
-                <w:rFonts w:ascii="Arial" w:cs="Arial" w:eastAsia="Arial" w:hAnsi="Arial"/>
-                <w:sz w:val="17"/>
-                <w:szCs w:val="17"/>
-              </w:rPr>
-              <w:t xml:space="preserve">00:11 (22)</w:t>
-            </w:r>
-          </w:p>
-        </w:tc>
-        <w:tc>
-          <w:tcPr>
-            <w:tcW w:type="dxa" w:w="1872"/>
-            <w:tcBorders>
-              <w:top w:val="single" w:color="BBC6D2" w:sz="4"/>
-              <w:left w:val="single" w:color="BBC6D2" w:sz="4"/>
-              <w:bottom w:val="single" w:color="BBC6D2" w:sz="4"/>
-              <w:right w:val="single" w:color="BBC6D2" w:sz="4"/>
-            </w:tcBorders>
-            <w:tcMar>
-              <w:top w:type="dxa" w:w="70"/>
-              <w:left w:type="dxa" w:w="100"/>
-              <w:bottom w:type="dxa" w:w="70"/>
-              <w:right w:type="dxa" w:w="100"/>
-            </w:tcMar>
-          </w:tcPr>
-          <w:p>
-            <w:r>
-              <w:rPr>
-                <w:rFonts w:ascii="Arial" w:cs="Arial" w:eastAsia="Arial" w:hAnsi="Arial"/>
-                <w:sz w:val="17"/>
-                <w:szCs w:val="17"/>
-              </w:rPr>
-              <w:t xml:space="preserve">00:07 (15)</w:t>
-            </w:r>
-          </w:p>
-        </w:tc>
-        <w:tc>
-          <w:tcPr>
-            <w:tcW w:type="dxa" w:w="1872"/>
-            <w:tcBorders>
-              <w:top w:val="single" w:color="BBC6D2" w:sz="4"/>
-              <w:left w:val="single" w:color="BBC6D2" w:sz="4"/>
-              <w:bottom w:val="single" w:color="BBC6D2" w:sz="4"/>
-              <w:right w:val="single" w:color="BBC6D2" w:sz="4"/>
-            </w:tcBorders>
-            <w:tcMar>
-              <w:top w:type="dxa" w:w="70"/>
-              <w:left w:type="dxa" w:w="100"/>
-              <w:bottom w:type="dxa" w:w="70"/>
-              <w:right w:type="dxa" w:w="100"/>
-            </w:tcMar>
-          </w:tcPr>
-          <w:p>
-            <w:r>
-              <w:rPr>
-                <w:rFonts w:ascii="Arial" w:cs="Arial" w:eastAsia="Arial" w:hAnsi="Arial"/>
-                <w:sz w:val="17"/>
-                <w:szCs w:val="17"/>
-              </w:rPr>
-              <w:t xml:space="preserve">Rollercoaster, then loops; adventure and pH optional in Core and Express</w:t>
+              <w:t xml:space="preserve">00:04 (25)</w:t>
+            </w:r>
+          </w:p>
+        </w:tc>
+        <w:tc>
+          <w:tcPr>
+            <w:tcW w:type="dxa" w:w="1872"/>
+            <w:tcBorders>
+              <w:top w:val="single" w:color="BBC6D2" w:sz="4"/>
+              <w:left w:val="single" w:color="BBC6D2" w:sz="4"/>
+              <w:bottom w:val="single" w:color="BBC6D2" w:sz="4"/>
+              <w:right w:val="single" w:color="BBC6D2" w:sz="4"/>
+            </w:tcBorders>
+            <w:tcMar>
+              <w:top w:type="dxa" w:w="70"/>
+              <w:left w:type="dxa" w:w="100"/>
+              <w:bottom w:type="dxa" w:w="70"/>
+              <w:right w:type="dxa" w:w="100"/>
+            </w:tcMar>
+          </w:tcPr>
+          <w:p>
+            <w:r>
+              <w:rPr>
+                <w:rFonts w:ascii="Arial" w:cs="Arial" w:eastAsia="Arial" w:hAnsi="Arial"/>
+                <w:sz w:val="17"/>
+                <w:szCs w:val="17"/>
+              </w:rPr>
+              <w:t xml:space="preserve">00:03 (22)</w:t>
+            </w:r>
+          </w:p>
+        </w:tc>
+        <w:tc>
+          <w:tcPr>
+            <w:tcW w:type="dxa" w:w="1872"/>
+            <w:tcBorders>
+              <w:top w:val="single" w:color="BBC6D2" w:sz="4"/>
+              <w:left w:val="single" w:color="BBC6D2" w:sz="4"/>
+              <w:bottom w:val="single" w:color="BBC6D2" w:sz="4"/>
+              <w:right w:val="single" w:color="BBC6D2" w:sz="4"/>
+            </w:tcBorders>
+            <w:tcMar>
+              <w:top w:type="dxa" w:w="70"/>
+              <w:left w:type="dxa" w:w="100"/>
+              <w:bottom w:type="dxa" w:w="70"/>
+              <w:right w:type="dxa" w:w="100"/>
+            </w:tcMar>
+          </w:tcPr>
+          <w:p>
+            <w:r>
+              <w:rPr>
+                <w:rFonts w:ascii="Arial" w:cs="Arial" w:eastAsia="Arial" w:hAnsi="Arial"/>
+                <w:sz w:val="17"/>
+                <w:szCs w:val="17"/>
+              </w:rPr>
+              <w:t xml:space="preserve">00:02 (15)</w:t>
+            </w:r>
+          </w:p>
+        </w:tc>
+        <w:tc>
+          <w:tcPr>
+            <w:tcW w:type="dxa" w:w="1872"/>
+            <w:tcBorders>
+              <w:top w:val="single" w:color="BBC6D2" w:sz="4"/>
+              <w:left w:val="single" w:color="BBC6D2" w:sz="4"/>
+              <w:bottom w:val="single" w:color="BBC6D2" w:sz="4"/>
+              <w:right w:val="single" w:color="BBC6D2" w:sz="4"/>
+            </w:tcBorders>
+            <w:tcMar>
+              <w:top w:type="dxa" w:w="70"/>
+              <w:left w:type="dxa" w:w="100"/>
+              <w:bottom w:type="dxa" w:w="70"/>
+              <w:right w:type="dxa" w:w="100"/>
+            </w:tcMar>
+          </w:tcPr>
+          <w:p>
+            <w:r>
+              <w:rPr>
+                <w:rFonts w:ascii="Arial" w:cs="Arial" w:eastAsia="Arial" w:hAnsi="Arial"/>
+                <w:sz w:val="17"/>
+                <w:szCs w:val="17"/>
+              </w:rPr>
+              <w:t xml:space="preserve">Rollercoaster, loops and the reveal. Chemistry and Build an Adventure are optional and not covered</w:t>
             </w:r>
           </w:p>
         </w:tc>
@@ -914,34 +859,34 @@
                 <w:sz w:val="17"/>
                 <w:szCs w:val="17"/>
               </w:rPr>
-              <w:t xml:space="preserve">inside LoomSTEM (3)</w:t>
-            </w:r>
-          </w:p>
-        </w:tc>
-        <w:tc>
-          <w:tcPr>
-            <w:tcW w:type="dxa" w:w="1872"/>
-            <w:tcBorders>
-              <w:top w:val="single" w:color="BBC6D2" w:sz="4"/>
-              <w:left w:val="single" w:color="BBC6D2" w:sz="4"/>
-              <w:bottom w:val="single" w:color="BBC6D2" w:sz="4"/>
-              <w:right w:val="single" w:color="BBC6D2" w:sz="4"/>
-            </w:tcBorders>
-            <w:tcMar>
-              <w:top w:type="dxa" w:w="70"/>
-              <w:left w:type="dxa" w:w="100"/>
-              <w:bottom w:type="dxa" w:w="70"/>
-              <w:right w:type="dxa" w:w="100"/>
-            </w:tcMar>
-          </w:tcPr>
-          <w:p>
-            <w:r>
-              <w:rPr>
-                <w:rFonts w:ascii="Arial" w:cs="Arial" w:eastAsia="Arial" w:hAnsi="Arial"/>
-                <w:sz w:val="17"/>
-                <w:szCs w:val="17"/>
-              </w:rPr>
-              <w:t xml:space="preserve">inside LoomSTEM (2)</w:t>
+              <w:t xml:space="preserve">inside LoomSTEM (4)</w:t>
+            </w:r>
+          </w:p>
+        </w:tc>
+        <w:tc>
+          <w:tcPr>
+            <w:tcW w:type="dxa" w:w="1872"/>
+            <w:tcBorders>
+              <w:top w:val="single" w:color="BBC6D2" w:sz="4"/>
+              <w:left w:val="single" w:color="BBC6D2" w:sz="4"/>
+              <w:bottom w:val="single" w:color="BBC6D2" w:sz="4"/>
+              <w:right w:val="single" w:color="BBC6D2" w:sz="4"/>
+            </w:tcBorders>
+            <w:tcMar>
+              <w:top w:type="dxa" w:w="70"/>
+              <w:left w:type="dxa" w:w="100"/>
+              <w:bottom w:type="dxa" w:w="70"/>
+              <w:right w:type="dxa" w:w="100"/>
+            </w:tcMar>
+          </w:tcPr>
+          <w:p>
+            <w:r>
+              <w:rPr>
+                <w:rFonts w:ascii="Arial" w:cs="Arial" w:eastAsia="Arial" w:hAnsi="Arial"/>
+                <w:sz w:val="17"/>
+                <w:szCs w:val="17"/>
+              </w:rPr>
+              <w:t xml:space="preserve">inside LoomSTEM (4)</w:t>
             </w:r>
           </w:p>
         </w:tc>
@@ -1027,34 +972,34 @@
                 <w:sz w:val="17"/>
                 <w:szCs w:val="17"/>
               </w:rPr>
-              <w:t xml:space="preserve">00:42 (3)</w:t>
-            </w:r>
-          </w:p>
-        </w:tc>
-        <w:tc>
-          <w:tcPr>
-            <w:tcW w:type="dxa" w:w="1872"/>
-            <w:tcBorders>
-              <w:top w:val="single" w:color="BBC6D2" w:sz="4"/>
-              <w:left w:val="single" w:color="BBC6D2" w:sz="4"/>
-              <w:bottom w:val="single" w:color="BBC6D2" w:sz="4"/>
-              <w:right w:val="single" w:color="BBC6D2" w:sz="4"/>
-            </w:tcBorders>
-            <w:tcMar>
-              <w:top w:type="dxa" w:w="70"/>
-              <w:left w:type="dxa" w:w="100"/>
-              <w:bottom w:type="dxa" w:w="70"/>
-              <w:right w:type="dxa" w:w="100"/>
-            </w:tcMar>
-          </w:tcPr>
-          <w:p>
-            <w:r>
-              <w:rPr>
-                <w:rFonts w:ascii="Arial" w:cs="Arial" w:eastAsia="Arial" w:hAnsi="Arial"/>
-                <w:sz w:val="17"/>
-                <w:szCs w:val="17"/>
-              </w:rPr>
-              <w:t xml:space="preserve">00:33 (2)</w:t>
+              <w:t xml:space="preserve">00:29 (3)</w:t>
+            </w:r>
+          </w:p>
+        </w:tc>
+        <w:tc>
+          <w:tcPr>
+            <w:tcW w:type="dxa" w:w="1872"/>
+            <w:tcBorders>
+              <w:top w:val="single" w:color="BBC6D2" w:sz="4"/>
+              <w:left w:val="single" w:color="BBC6D2" w:sz="4"/>
+              <w:bottom w:val="single" w:color="BBC6D2" w:sz="4"/>
+              <w:right w:val="single" w:color="BBC6D2" w:sz="4"/>
+            </w:tcBorders>
+            <w:tcMar>
+              <w:top w:type="dxa" w:w="70"/>
+              <w:left w:type="dxa" w:w="100"/>
+              <w:bottom w:type="dxa" w:w="70"/>
+              <w:right w:type="dxa" w:w="100"/>
+            </w:tcMar>
+          </w:tcPr>
+          <w:p>
+            <w:r>
+              <w:rPr>
+                <w:rFonts w:ascii="Arial" w:cs="Arial" w:eastAsia="Arial" w:hAnsi="Arial"/>
+                <w:sz w:val="17"/>
+                <w:szCs w:val="17"/>
+              </w:rPr>
+              <w:t xml:space="preserve">00:25 (2)</w:t>
             </w:r>
           </w:p>
         </w:tc>
@@ -1167,61 +1112,61 @@
                 <w:sz w:val="17"/>
                 <w:szCs w:val="17"/>
               </w:rPr>
-              <w:t xml:space="preserve">00:45 (35)</w:t>
-            </w:r>
-          </w:p>
-        </w:tc>
-        <w:tc>
-          <w:tcPr>
-            <w:tcW w:type="dxa" w:w="1872"/>
-            <w:tcBorders>
-              <w:top w:val="single" w:color="BBC6D2" w:sz="4"/>
-              <w:left w:val="single" w:color="BBC6D2" w:sz="4"/>
-              <w:bottom w:val="single" w:color="BBC6D2" w:sz="4"/>
-              <w:right w:val="single" w:color="BBC6D2" w:sz="4"/>
-            </w:tcBorders>
-            <w:tcMar>
-              <w:top w:type="dxa" w:w="70"/>
-              <w:left w:type="dxa" w:w="100"/>
-              <w:bottom w:type="dxa" w:w="70"/>
-              <w:right w:type="dxa" w:w="100"/>
-            </w:tcMar>
-          </w:tcPr>
-          <w:p>
-            <w:r>
-              <w:rPr>
-                <w:rFonts w:ascii="Arial" w:cs="Arial" w:eastAsia="Arial" w:hAnsi="Arial"/>
-                <w:sz w:val="17"/>
-                <w:szCs w:val="17"/>
-              </w:rPr>
-              <w:t xml:space="preserve">00:35 (32)</w:t>
-            </w:r>
-          </w:p>
-        </w:tc>
-        <w:tc>
-          <w:tcPr>
-            <w:tcW w:type="dxa" w:w="1872"/>
-            <w:tcBorders>
-              <w:top w:val="single" w:color="BBC6D2" w:sz="4"/>
-              <w:left w:val="single" w:color="BBC6D2" w:sz="4"/>
-              <w:bottom w:val="single" w:color="BBC6D2" w:sz="4"/>
-              <w:right w:val="single" w:color="BBC6D2" w:sz="4"/>
-            </w:tcBorders>
-            <w:tcMar>
-              <w:top w:type="dxa" w:w="70"/>
-              <w:left w:type="dxa" w:w="100"/>
-              <w:bottom w:type="dxa" w:w="70"/>
-              <w:right w:type="dxa" w:w="100"/>
-            </w:tcMar>
-          </w:tcPr>
-          <w:p>
-            <w:r>
-              <w:rPr>
-                <w:rFonts w:ascii="Arial" w:cs="Arial" w:eastAsia="Arial" w:hAnsi="Arial"/>
-                <w:sz w:val="17"/>
-                <w:szCs w:val="17"/>
-              </w:rPr>
-              <w:t xml:space="preserve">00:22 (28)</w:t>
+              <w:t xml:space="preserve">00:32 (35)</w:t>
+            </w:r>
+          </w:p>
+        </w:tc>
+        <w:tc>
+          <w:tcPr>
+            <w:tcW w:type="dxa" w:w="1872"/>
+            <w:tcBorders>
+              <w:top w:val="single" w:color="BBC6D2" w:sz="4"/>
+              <w:left w:val="single" w:color="BBC6D2" w:sz="4"/>
+              <w:bottom w:val="single" w:color="BBC6D2" w:sz="4"/>
+              <w:right w:val="single" w:color="BBC6D2" w:sz="4"/>
+            </w:tcBorders>
+            <w:tcMar>
+              <w:top w:type="dxa" w:w="70"/>
+              <w:left w:type="dxa" w:w="100"/>
+              <w:bottom w:type="dxa" w:w="70"/>
+              <w:right w:type="dxa" w:w="100"/>
+            </w:tcMar>
+          </w:tcPr>
+          <w:p>
+            <w:r>
+              <w:rPr>
+                <w:rFonts w:ascii="Arial" w:cs="Arial" w:eastAsia="Arial" w:hAnsi="Arial"/>
+                <w:sz w:val="17"/>
+                <w:szCs w:val="17"/>
+              </w:rPr>
+              <w:t xml:space="preserve">00:27 (32)</w:t>
+            </w:r>
+          </w:p>
+        </w:tc>
+        <w:tc>
+          <w:tcPr>
+            <w:tcW w:type="dxa" w:w="1872"/>
+            <w:tcBorders>
+              <w:top w:val="single" w:color="BBC6D2" w:sz="4"/>
+              <w:left w:val="single" w:color="BBC6D2" w:sz="4"/>
+              <w:bottom w:val="single" w:color="BBC6D2" w:sz="4"/>
+              <w:right w:val="single" w:color="BBC6D2" w:sz="4"/>
+            </w:tcBorders>
+            <w:tcMar>
+              <w:top w:type="dxa" w:w="70"/>
+              <w:left w:type="dxa" w:w="100"/>
+              <w:bottom w:type="dxa" w:w="70"/>
+              <w:right w:type="dxa" w:w="100"/>
+            </w:tcMar>
+          </w:tcPr>
+          <w:p>
+            <w:r>
+              <w:rPr>
+                <w:rFonts w:ascii="Arial" w:cs="Arial" w:eastAsia="Arial" w:hAnsi="Arial"/>
+                <w:sz w:val="17"/>
+                <w:szCs w:val="17"/>
+              </w:rPr>
+              <w:t xml:space="preserve">00:17 (28)</w:t>
             </w:r>
           </w:p>
         </w:tc>
@@ -1447,34 +1392,34 @@
                 <w:sz w:val="17"/>
                 <w:szCs w:val="17"/>
               </w:rPr>
-              <w:t xml:space="preserve">01:20 (2)</w:t>
-            </w:r>
-          </w:p>
-        </w:tc>
-        <w:tc>
-          <w:tcPr>
-            <w:tcW w:type="dxa" w:w="1872"/>
-            <w:tcBorders>
-              <w:top w:val="single" w:color="BBC6D2" w:sz="4"/>
-              <w:left w:val="single" w:color="BBC6D2" w:sz="4"/>
-              <w:bottom w:val="single" w:color="BBC6D2" w:sz="4"/>
-              <w:right w:val="single" w:color="BBC6D2" w:sz="4"/>
-            </w:tcBorders>
-            <w:tcMar>
-              <w:top w:type="dxa" w:w="70"/>
-              <w:left w:type="dxa" w:w="100"/>
-              <w:bottom w:type="dxa" w:w="70"/>
-              <w:right w:type="dxa" w:w="100"/>
-            </w:tcMar>
-          </w:tcPr>
-          <w:p>
-            <w:r>
-              <w:rPr>
-                <w:rFonts w:ascii="Arial" w:cs="Arial" w:eastAsia="Arial" w:hAnsi="Arial"/>
-                <w:sz w:val="17"/>
-                <w:szCs w:val="17"/>
-              </w:rPr>
               <w:t xml:space="preserve">01:07 (2)</w:t>
+            </w:r>
+          </w:p>
+        </w:tc>
+        <w:tc>
+          <w:tcPr>
+            <w:tcW w:type="dxa" w:w="1872"/>
+            <w:tcBorders>
+              <w:top w:val="single" w:color="BBC6D2" w:sz="4"/>
+              <w:left w:val="single" w:color="BBC6D2" w:sz="4"/>
+              <w:bottom w:val="single" w:color="BBC6D2" w:sz="4"/>
+              <w:right w:val="single" w:color="BBC6D2" w:sz="4"/>
+            </w:tcBorders>
+            <w:tcMar>
+              <w:top w:type="dxa" w:w="70"/>
+              <w:left w:type="dxa" w:w="100"/>
+              <w:bottom w:type="dxa" w:w="70"/>
+              <w:right w:type="dxa" w:w="100"/>
+            </w:tcMar>
+          </w:tcPr>
+          <w:p>
+            <w:r>
+              <w:rPr>
+                <w:rFonts w:ascii="Arial" w:cs="Arial" w:eastAsia="Arial" w:hAnsi="Arial"/>
+                <w:sz w:val="17"/>
+                <w:szCs w:val="17"/>
+              </w:rPr>
+              <w:t xml:space="preserve">00:59 (2)</w:t>
             </w:r>
           </w:p>
         </w:tc>
@@ -1587,61 +1532,61 @@
                 <w:sz w:val="17"/>
                 <w:szCs w:val="17"/>
               </w:rPr>
-              <w:t xml:space="preserve">01:22 (8)</w:t>
-            </w:r>
-          </w:p>
-        </w:tc>
-        <w:tc>
-          <w:tcPr>
-            <w:tcW w:type="dxa" w:w="1872"/>
-            <w:tcBorders>
-              <w:top w:val="single" w:color="BBC6D2" w:sz="4"/>
-              <w:left w:val="single" w:color="BBC6D2" w:sz="4"/>
-              <w:bottom w:val="single" w:color="BBC6D2" w:sz="4"/>
-              <w:right w:val="single" w:color="BBC6D2" w:sz="4"/>
-            </w:tcBorders>
-            <w:tcMar>
-              <w:top w:type="dxa" w:w="70"/>
-              <w:left w:type="dxa" w:w="100"/>
-              <w:bottom w:type="dxa" w:w="70"/>
-              <w:right w:type="dxa" w:w="100"/>
-            </w:tcMar>
-          </w:tcPr>
-          <w:p>
-            <w:r>
-              <w:rPr>
-                <w:rFonts w:ascii="Arial" w:cs="Arial" w:eastAsia="Arial" w:hAnsi="Arial"/>
-                <w:sz w:val="17"/>
-                <w:szCs w:val="17"/>
-              </w:rPr>
-              <w:t xml:space="preserve">01:09 (5)</w:t>
-            </w:r>
-          </w:p>
-        </w:tc>
-        <w:tc>
-          <w:tcPr>
-            <w:tcW w:type="dxa" w:w="1872"/>
-            <w:tcBorders>
-              <w:top w:val="single" w:color="BBC6D2" w:sz="4"/>
-              <w:left w:val="single" w:color="BBC6D2" w:sz="4"/>
-              <w:bottom w:val="single" w:color="BBC6D2" w:sz="4"/>
-              <w:right w:val="single" w:color="BBC6D2" w:sz="4"/>
-            </w:tcBorders>
-            <w:tcMar>
-              <w:top w:type="dxa" w:w="70"/>
-              <w:left w:type="dxa" w:w="100"/>
-              <w:bottom w:type="dxa" w:w="70"/>
-              <w:right w:type="dxa" w:w="100"/>
-            </w:tcMar>
-          </w:tcPr>
-          <w:p>
-            <w:r>
-              <w:rPr>
-                <w:rFonts w:ascii="Arial" w:cs="Arial" w:eastAsia="Arial" w:hAnsi="Arial"/>
-                <w:sz w:val="17"/>
-                <w:szCs w:val="17"/>
-              </w:rPr>
-              <w:t xml:space="preserve">00:50 (4)</w:t>
+              <w:t xml:space="preserve">01:09 (8)</w:t>
+            </w:r>
+          </w:p>
+        </w:tc>
+        <w:tc>
+          <w:tcPr>
+            <w:tcW w:type="dxa" w:w="1872"/>
+            <w:tcBorders>
+              <w:top w:val="single" w:color="BBC6D2" w:sz="4"/>
+              <w:left w:val="single" w:color="BBC6D2" w:sz="4"/>
+              <w:bottom w:val="single" w:color="BBC6D2" w:sz="4"/>
+              <w:right w:val="single" w:color="BBC6D2" w:sz="4"/>
+            </w:tcBorders>
+            <w:tcMar>
+              <w:top w:type="dxa" w:w="70"/>
+              <w:left w:type="dxa" w:w="100"/>
+              <w:bottom w:type="dxa" w:w="70"/>
+              <w:right w:type="dxa" w:w="100"/>
+            </w:tcMar>
+          </w:tcPr>
+          <w:p>
+            <w:r>
+              <w:rPr>
+                <w:rFonts w:ascii="Arial" w:cs="Arial" w:eastAsia="Arial" w:hAnsi="Arial"/>
+                <w:sz w:val="17"/>
+                <w:szCs w:val="17"/>
+              </w:rPr>
+              <w:t xml:space="preserve">01:01 (5)</w:t>
+            </w:r>
+          </w:p>
+        </w:tc>
+        <w:tc>
+          <w:tcPr>
+            <w:tcW w:type="dxa" w:w="1872"/>
+            <w:tcBorders>
+              <w:top w:val="single" w:color="BBC6D2" w:sz="4"/>
+              <w:left w:val="single" w:color="BBC6D2" w:sz="4"/>
+              <w:bottom w:val="single" w:color="BBC6D2" w:sz="4"/>
+              <w:right w:val="single" w:color="BBC6D2" w:sz="4"/>
+            </w:tcBorders>
+            <w:tcMar>
+              <w:top w:type="dxa" w:w="70"/>
+              <w:left w:type="dxa" w:w="100"/>
+              <w:bottom w:type="dxa" w:w="70"/>
+              <w:right w:type="dxa" w:w="100"/>
+            </w:tcMar>
+          </w:tcPr>
+          <w:p>
+            <w:r>
+              <w:rPr>
+                <w:rFonts w:ascii="Arial" w:cs="Arial" w:eastAsia="Arial" w:hAnsi="Arial"/>
+                <w:sz w:val="17"/>
+                <w:szCs w:val="17"/>
+              </w:rPr>
+              <w:t xml:space="preserve">00:45 (4)</w:t>
             </w:r>
           </w:p>
         </w:tc>
@@ -1727,61 +1672,61 @@
                 <w:sz w:val="17"/>
                 <w:szCs w:val="17"/>
               </w:rPr>
-              <w:t xml:space="preserve">01:30 (15)</w:t>
-            </w:r>
-          </w:p>
-        </w:tc>
-        <w:tc>
-          <w:tcPr>
-            <w:tcW w:type="dxa" w:w="1872"/>
-            <w:tcBorders>
-              <w:top w:val="single" w:color="BBC6D2" w:sz="4"/>
-              <w:left w:val="single" w:color="BBC6D2" w:sz="4"/>
-              <w:bottom w:val="single" w:color="BBC6D2" w:sz="4"/>
-              <w:right w:val="single" w:color="BBC6D2" w:sz="4"/>
-            </w:tcBorders>
-            <w:tcMar>
-              <w:top w:type="dxa" w:w="70"/>
-              <w:left w:type="dxa" w:w="100"/>
-              <w:bottom w:type="dxa" w:w="70"/>
-              <w:right w:type="dxa" w:w="100"/>
-            </w:tcMar>
-          </w:tcPr>
-          <w:p>
-            <w:r>
-              <w:rPr>
-                <w:rFonts w:ascii="Arial" w:cs="Arial" w:eastAsia="Arial" w:hAnsi="Arial"/>
-                <w:sz w:val="17"/>
-                <w:szCs w:val="17"/>
-              </w:rPr>
-              <w:t xml:space="preserve">01:14 (12)</w:t>
-            </w:r>
-          </w:p>
-        </w:tc>
-        <w:tc>
-          <w:tcPr>
-            <w:tcW w:type="dxa" w:w="1872"/>
-            <w:tcBorders>
-              <w:top w:val="single" w:color="BBC6D2" w:sz="4"/>
-              <w:left w:val="single" w:color="BBC6D2" w:sz="4"/>
-              <w:bottom w:val="single" w:color="BBC6D2" w:sz="4"/>
-              <w:right w:val="single" w:color="BBC6D2" w:sz="4"/>
-            </w:tcBorders>
-            <w:tcMar>
-              <w:top w:type="dxa" w:w="70"/>
-              <w:left w:type="dxa" w:w="100"/>
-              <w:bottom w:type="dxa" w:w="70"/>
-              <w:right w:type="dxa" w:w="100"/>
-            </w:tcMar>
-          </w:tcPr>
-          <w:p>
-            <w:r>
-              <w:rPr>
-                <w:rFonts w:ascii="Arial" w:cs="Arial" w:eastAsia="Arial" w:hAnsi="Arial"/>
-                <w:sz w:val="17"/>
-                <w:szCs w:val="17"/>
-              </w:rPr>
-              <w:t xml:space="preserve">00:54 (10)</w:t>
+              <w:t xml:space="preserve">01:17 (15)</w:t>
+            </w:r>
+          </w:p>
+        </w:tc>
+        <w:tc>
+          <w:tcPr>
+            <w:tcW w:type="dxa" w:w="1872"/>
+            <w:tcBorders>
+              <w:top w:val="single" w:color="BBC6D2" w:sz="4"/>
+              <w:left w:val="single" w:color="BBC6D2" w:sz="4"/>
+              <w:bottom w:val="single" w:color="BBC6D2" w:sz="4"/>
+              <w:right w:val="single" w:color="BBC6D2" w:sz="4"/>
+            </w:tcBorders>
+            <w:tcMar>
+              <w:top w:type="dxa" w:w="70"/>
+              <w:left w:type="dxa" w:w="100"/>
+              <w:bottom w:type="dxa" w:w="70"/>
+              <w:right w:type="dxa" w:w="100"/>
+            </w:tcMar>
+          </w:tcPr>
+          <w:p>
+            <w:r>
+              <w:rPr>
+                <w:rFonts w:ascii="Arial" w:cs="Arial" w:eastAsia="Arial" w:hAnsi="Arial"/>
+                <w:sz w:val="17"/>
+                <w:szCs w:val="17"/>
+              </w:rPr>
+              <w:t xml:space="preserve">01:06 (12)</w:t>
+            </w:r>
+          </w:p>
+        </w:tc>
+        <w:tc>
+          <w:tcPr>
+            <w:tcW w:type="dxa" w:w="1872"/>
+            <w:tcBorders>
+              <w:top w:val="single" w:color="BBC6D2" w:sz="4"/>
+              <w:left w:val="single" w:color="BBC6D2" w:sz="4"/>
+              <w:bottom w:val="single" w:color="BBC6D2" w:sz="4"/>
+              <w:right w:val="single" w:color="BBC6D2" w:sz="4"/>
+            </w:tcBorders>
+            <w:tcMar>
+              <w:top w:type="dxa" w:w="70"/>
+              <w:left w:type="dxa" w:w="100"/>
+              <w:bottom w:type="dxa" w:w="70"/>
+              <w:right w:type="dxa" w:w="100"/>
+            </w:tcMar>
+          </w:tcPr>
+          <w:p>
+            <w:r>
+              <w:rPr>
+                <w:rFonts w:ascii="Arial" w:cs="Arial" w:eastAsia="Arial" w:hAnsi="Arial"/>
+                <w:sz w:val="17"/>
+                <w:szCs w:val="17"/>
+              </w:rPr>
+              <w:t xml:space="preserve">00:49 (10)</w:t>
             </w:r>
           </w:p>
         </w:tc>
@@ -1867,61 +1812,61 @@
                 <w:sz w:val="17"/>
                 <w:szCs w:val="17"/>
               </w:rPr>
-              <w:t xml:space="preserve">01:45 (5)</w:t>
-            </w:r>
-          </w:p>
-        </w:tc>
-        <w:tc>
-          <w:tcPr>
-            <w:tcW w:type="dxa" w:w="1872"/>
-            <w:tcBorders>
-              <w:top w:val="single" w:color="BBC6D2" w:sz="4"/>
-              <w:left w:val="single" w:color="BBC6D2" w:sz="4"/>
-              <w:bottom w:val="single" w:color="BBC6D2" w:sz="4"/>
-              <w:right w:val="single" w:color="BBC6D2" w:sz="4"/>
-            </w:tcBorders>
-            <w:tcMar>
-              <w:top w:type="dxa" w:w="70"/>
-              <w:left w:type="dxa" w:w="100"/>
-              <w:bottom w:type="dxa" w:w="70"/>
-              <w:right w:type="dxa" w:w="100"/>
-            </w:tcMar>
-          </w:tcPr>
-          <w:p>
-            <w:r>
-              <w:rPr>
-                <w:rFonts w:ascii="Arial" w:cs="Arial" w:eastAsia="Arial" w:hAnsi="Arial"/>
-                <w:sz w:val="17"/>
-                <w:szCs w:val="17"/>
-              </w:rPr>
-              <w:t xml:space="preserve">01:26 (4)</w:t>
-            </w:r>
-          </w:p>
-        </w:tc>
-        <w:tc>
-          <w:tcPr>
-            <w:tcW w:type="dxa" w:w="1872"/>
-            <w:tcBorders>
-              <w:top w:val="single" w:color="BBC6D2" w:sz="4"/>
-              <w:left w:val="single" w:color="BBC6D2" w:sz="4"/>
-              <w:bottom w:val="single" w:color="BBC6D2" w:sz="4"/>
-              <w:right w:val="single" w:color="BBC6D2" w:sz="4"/>
-            </w:tcBorders>
-            <w:tcMar>
-              <w:top w:type="dxa" w:w="70"/>
-              <w:left w:type="dxa" w:w="100"/>
-              <w:bottom w:type="dxa" w:w="70"/>
-              <w:right w:type="dxa" w:w="100"/>
-            </w:tcMar>
-          </w:tcPr>
-          <w:p>
-            <w:r>
-              <w:rPr>
-                <w:rFonts w:ascii="Arial" w:cs="Arial" w:eastAsia="Arial" w:hAnsi="Arial"/>
-                <w:sz w:val="17"/>
-                <w:szCs w:val="17"/>
-              </w:rPr>
-              <w:t xml:space="preserve">01:04 (8)</w:t>
+              <w:t xml:space="preserve">01:32 (5)</w:t>
+            </w:r>
+          </w:p>
+        </w:tc>
+        <w:tc>
+          <w:tcPr>
+            <w:tcW w:type="dxa" w:w="1872"/>
+            <w:tcBorders>
+              <w:top w:val="single" w:color="BBC6D2" w:sz="4"/>
+              <w:left w:val="single" w:color="BBC6D2" w:sz="4"/>
+              <w:bottom w:val="single" w:color="BBC6D2" w:sz="4"/>
+              <w:right w:val="single" w:color="BBC6D2" w:sz="4"/>
+            </w:tcBorders>
+            <w:tcMar>
+              <w:top w:type="dxa" w:w="70"/>
+              <w:left w:type="dxa" w:w="100"/>
+              <w:bottom w:type="dxa" w:w="70"/>
+              <w:right w:type="dxa" w:w="100"/>
+            </w:tcMar>
+          </w:tcPr>
+          <w:p>
+            <w:r>
+              <w:rPr>
+                <w:rFonts w:ascii="Arial" w:cs="Arial" w:eastAsia="Arial" w:hAnsi="Arial"/>
+                <w:sz w:val="17"/>
+                <w:szCs w:val="17"/>
+              </w:rPr>
+              <w:t xml:space="preserve">01:18 (4)</w:t>
+            </w:r>
+          </w:p>
+        </w:tc>
+        <w:tc>
+          <w:tcPr>
+            <w:tcW w:type="dxa" w:w="1872"/>
+            <w:tcBorders>
+              <w:top w:val="single" w:color="BBC6D2" w:sz="4"/>
+              <w:left w:val="single" w:color="BBC6D2" w:sz="4"/>
+              <w:bottom w:val="single" w:color="BBC6D2" w:sz="4"/>
+              <w:right w:val="single" w:color="BBC6D2" w:sz="4"/>
+            </w:tcBorders>
+            <w:tcMar>
+              <w:top w:type="dxa" w:w="70"/>
+              <w:left w:type="dxa" w:w="100"/>
+              <w:bottom w:type="dxa" w:w="70"/>
+              <w:right w:type="dxa" w:w="100"/>
+            </w:tcMar>
+          </w:tcPr>
+          <w:p>
+            <w:r>
+              <w:rPr>
+                <w:rFonts w:ascii="Arial" w:cs="Arial" w:eastAsia="Arial" w:hAnsi="Arial"/>
+                <w:sz w:val="17"/>
+                <w:szCs w:val="17"/>
+              </w:rPr>
+              <w:t xml:space="preserve">00:59 (8)</w:t>
             </w:r>
           </w:p>
         </w:tc>
@@ -2007,85 +1952,61 @@
                 <w:sz w:val="17"/>
                 <w:szCs w:val="17"/>
               </w:rPr>
-              <w:t xml:space="preserve">~</w:t>
-            </w:r>
-            <w:r>
-              <w:rPr>
-                <w:rFonts w:ascii="Arial" w:cs="Arial" w:eastAsia="Arial" w:hAnsi="Arial"/>
-                <w:sz w:val="17"/>
-                <w:szCs w:val="17"/>
-              </w:rPr>
-              <w:t xml:space="preserve">110</w:t>
-            </w:r>
-          </w:p>
-        </w:tc>
-        <w:tc>
-          <w:tcPr>
-            <w:tcW w:type="dxa" w:w="1872"/>
-            <w:tcBorders>
-              <w:top w:val="single" w:color="BBC6D2" w:sz="4"/>
-              <w:left w:val="single" w:color="BBC6D2" w:sz="4"/>
-              <w:bottom w:val="single" w:color="BBC6D2" w:sz="4"/>
-              <w:right w:val="single" w:color="BBC6D2" w:sz="4"/>
-            </w:tcBorders>
-            <w:tcMar>
-              <w:top w:type="dxa" w:w="70"/>
-              <w:left w:type="dxa" w:w="100"/>
-              <w:bottom w:type="dxa" w:w="70"/>
-              <w:right w:type="dxa" w:w="100"/>
-            </w:tcMar>
-          </w:tcPr>
-          <w:p>
-            <w:r>
-              <w:rPr>
-                <w:rFonts w:ascii="Arial" w:cs="Arial" w:eastAsia="Arial" w:hAnsi="Arial"/>
-                <w:sz w:val="17"/>
-                <w:szCs w:val="17"/>
-              </w:rPr>
-              <w:t xml:space="preserve">~</w:t>
-            </w:r>
-            <w:r>
-              <w:rPr>
-                <w:rFonts w:ascii="Arial" w:cs="Arial" w:eastAsia="Arial" w:hAnsi="Arial"/>
-                <w:sz w:val="17"/>
-                <w:szCs w:val="17"/>
-              </w:rPr>
-              <w:t xml:space="preserve">90</w:t>
-            </w:r>
-          </w:p>
-        </w:tc>
-        <w:tc>
-          <w:tcPr>
-            <w:tcW w:type="dxa" w:w="1872"/>
-            <w:tcBorders>
-              <w:top w:val="single" w:color="BBC6D2" w:sz="4"/>
-              <w:left w:val="single" w:color="BBC6D2" w:sz="4"/>
-              <w:bottom w:val="single" w:color="BBC6D2" w:sz="4"/>
-              <w:right w:val="single" w:color="BBC6D2" w:sz="4"/>
-            </w:tcBorders>
-            <w:tcMar>
-              <w:top w:type="dxa" w:w="70"/>
-              <w:left w:type="dxa" w:w="100"/>
-              <w:bottom w:type="dxa" w:w="70"/>
-              <w:right w:type="dxa" w:w="100"/>
-            </w:tcMar>
-          </w:tcPr>
-          <w:p>
-            <w:r>
-              <w:rPr>
-                <w:rFonts w:ascii="Arial" w:cs="Arial" w:eastAsia="Arial" w:hAnsi="Arial"/>
-                <w:sz w:val="17"/>
-                <w:szCs w:val="17"/>
-              </w:rPr>
-              <w:t xml:space="preserve">~</w:t>
-            </w:r>
-            <w:r>
-              <w:rPr>
-                <w:rFonts w:ascii="Arial" w:cs="Arial" w:eastAsia="Arial" w:hAnsi="Arial"/>
-                <w:sz w:val="17"/>
-                <w:szCs w:val="17"/>
-              </w:rPr>
-              <w:t xml:space="preserve">72 (+5 remote)</w:t>
+              <w:t xml:space="preserve">~97</w:t>
+            </w:r>
+          </w:p>
+        </w:tc>
+        <w:tc>
+          <w:tcPr>
+            <w:tcW w:type="dxa" w:w="1872"/>
+            <w:tcBorders>
+              <w:top w:val="single" w:color="BBC6D2" w:sz="4"/>
+              <w:left w:val="single" w:color="BBC6D2" w:sz="4"/>
+              <w:bottom w:val="single" w:color="BBC6D2" w:sz="4"/>
+              <w:right w:val="single" w:color="BBC6D2" w:sz="4"/>
+            </w:tcBorders>
+            <w:tcMar>
+              <w:top w:type="dxa" w:w="70"/>
+              <w:left w:type="dxa" w:w="100"/>
+              <w:bottom w:type="dxa" w:w="70"/>
+              <w:right w:type="dxa" w:w="100"/>
+            </w:tcMar>
+          </w:tcPr>
+          <w:p>
+            <w:r>
+              <w:rPr>
+                <w:rFonts w:ascii="Arial" w:cs="Arial" w:eastAsia="Arial" w:hAnsi="Arial"/>
+                <w:sz w:val="17"/>
+                <w:szCs w:val="17"/>
+              </w:rPr>
+              <w:t xml:space="preserve">~82</w:t>
+            </w:r>
+          </w:p>
+        </w:tc>
+        <w:tc>
+          <w:tcPr>
+            <w:tcW w:type="dxa" w:w="1872"/>
+            <w:tcBorders>
+              <w:top w:val="single" w:color="BBC6D2" w:sz="4"/>
+              <w:left w:val="single" w:color="BBC6D2" w:sz="4"/>
+              <w:bottom w:val="single" w:color="BBC6D2" w:sz="4"/>
+              <w:right w:val="single" w:color="BBC6D2" w:sz="4"/>
+            </w:tcBorders>
+            <w:tcMar>
+              <w:top w:type="dxa" w:w="70"/>
+              <w:left w:type="dxa" w:w="100"/>
+              <w:bottom w:type="dxa" w:w="70"/>
+              <w:right w:type="dxa" w:w="100"/>
+            </w:tcMar>
+          </w:tcPr>
+          <w:p>
+            <w:r>
+              <w:rPr>
+                <w:rFonts w:ascii="Arial" w:cs="Arial" w:eastAsia="Arial" w:hAnsi="Arial"/>
+                <w:sz w:val="17"/>
+                <w:szCs w:val="17"/>
+              </w:rPr>
+              <w:t xml:space="preserve">~67 (+5 remote)</w:t>
             </w:r>
           </w:p>
         </w:tc>
@@ -2122,7 +2043,7 @@
         <w:rPr>
           <w:rFonts w:ascii="Arial" w:cs="Arial" w:eastAsia="Arial" w:hAnsi="Arial"/>
         </w:rPr>
-        <w:t xml:space="preserve">The three fixed moments that must never be squeezed are the reveal at the end of LoomSTEM, the button press in the Vault, and the last two minutes of Compound Click where people show something they built. Cut anything else first.</w:t>
+        <w:t xml:space="preserve">The three fixed moments that must never be squeezed are the reveal at the end of LoomSTEM, the button press in the Vault, and the showcase. Cut anything else first. Optional and never needed: Quantum Playground, LoomSTEM Build an Adventure and LoomSTEM chemistry.</w:t>
       </w:r>
     </w:p>
     <w:p>
